--- a/storage/lettere_intestate/lettera_intestata_szr2.docx
+++ b/storage/lettere_intestate/lettera_intestata_szr2.docx
@@ -1023,6 +1023,120 @@
           <w:lang w:val="it-IT"/>
         </w:rPr>
         <w:t>${/BLOCCO_CLAUSOLA_ARBITRO_COMUNICAZIONI}</w:t>
+      </w:r>
+    </w:p>
+    <w:p>
+      <w:pPr>
+        <w:ind w:left="1347" w:right="1405"/>
+        <w:jc w:val="both"/>
+        <w:rPr>
+          <w:sz w:val="24"/>
+          <w:szCs w:val="24"/>
+          <w:lang w:val="it-IT"/>
+        </w:rPr>
+      </w:pPr>
+      <w:r>
+        <w:rPr>
+          <w:sz w:val="24"/>
+          <w:szCs w:val="24"/>
+          <w:lang w:val="it-IT"/>
+        </w:rPr>
+        <w:t>${BLOCCO_CLAUSOLA_CLUB_RESPONSABILITA}</w:t>
+      </w:r>
+    </w:p>
+    <w:p>
+      <w:pPr>
+        <w:ind w:left="1347" w:right="1405"/>
+        <w:jc w:val="both"/>
+        <w:rPr>
+          <w:sz w:val="24"/>
+          <w:szCs w:val="24"/>
+          <w:lang w:val="it-IT"/>
+        </w:rPr>
+      </w:pPr>
+      <w:r>
+        <w:rPr>
+          <w:sz w:val="24"/>
+          <w:szCs w:val="24"/>
+          <w:lang w:val="it-IT"/>
+        </w:rPr>
+        <w:t>${CLAUSOLA_CLUB_RESPONSABILITA}</w:t>
+      </w:r>
+    </w:p>
+    <w:p>
+      <w:pPr>
+        <w:ind w:left="1347" w:right="1405"/>
+        <w:jc w:val="both"/>
+        <w:rPr>
+          <w:sz w:val="24"/>
+          <w:szCs w:val="24"/>
+          <w:lang w:val="it-IT"/>
+        </w:rPr>
+      </w:pPr>
+      <w:r>
+        <w:rPr>
+          <w:sz w:val="24"/>
+          <w:szCs w:val="24"/>
+          <w:lang w:val="it-IT"/>
+        </w:rPr>
+        <w:t>${/BLOCCO_CLAUSOLA_CLUB_RESPONSABILITA}</w:t>
+      </w:r>
+    </w:p>
+    <w:p>
+      <w:pPr>
+        <w:ind w:left="1347" w:right="1405"/>
+        <w:jc w:val="both"/>
+        <w:rPr>
+          <w:sz w:val="24"/>
+          <w:szCs w:val="24"/>
+          <w:lang w:val="it-IT"/>
+        </w:rPr>
+      </w:pPr>
+      <w:r>
+        <w:rPr>
+          <w:sz w:val="24"/>
+          <w:szCs w:val="24"/>
+          <w:lang w:val="it-IT"/>
+        </w:rPr>
+        <w:t>${BLOCCO_CLAUSOLA_ARBITRO_ALTRO}</w:t>
+      </w:r>
+    </w:p>
+    <w:p>
+      <w:pPr>
+        <w:ind w:left="1347" w:right="1405"/>
+        <w:jc w:val="both"/>
+        <w:rPr>
+          <w:sz w:val="24"/>
+          <w:szCs w:val="24"/>
+          <w:lang w:val="it-IT"/>
+        </w:rPr>
+      </w:pPr>
+      <w:r>
+        <w:rPr>
+          <w:sz w:val="24"/>
+          <w:szCs w:val="24"/>
+          <w:lang w:val="it-IT"/>
+        </w:rPr>
+        <w:t>${CLAUSOLA_ARBITRO_ALTRO}</w:t>
+      </w:r>
+    </w:p>
+    <w:p>
+      <w:pPr>
+        <w:ind w:left="1347" w:right="1405"/>
+        <w:jc w:val="both"/>
+        <w:rPr>
+          <w:sz w:val="24"/>
+          <w:szCs w:val="24"/>
+          <w:lang w:val="it-IT"/>
+        </w:rPr>
+      </w:pPr>
+      <w:r>
+        <w:rPr>
+          <w:sz w:val="24"/>
+          <w:szCs w:val="24"/>
+          <w:lang w:val="it-IT"/>
+        </w:rPr>
+        <w:t>${/BLOCCO_CLAUSOLA_ARBITRO_ALTRO}</w:t>
       </w:r>
     </w:p>
     <w:p>
